--- a/Docs/Report/VisionRL_Report.docx
+++ b/Docs/Report/VisionRL_Report.docx
@@ -4829,7 +4829,7 @@
                 <w:sz w:val="15"/>
                 <w:szCs w:val="15"/>
               </w:rPr>
-              <w:t xml:space="preserve">Unity Inference Engine package 2.2.1, Burst CPU backend</w:t>
+              <w:t xml:space="preserve">Unity Inference Engine package 2.6.1 (ML-Agents requires at least 2.2.1), Burst CPU backend</w:t>
             </w:r>
           </w:p>
         </w:tc>
